--- a/exams/exam4.docx
+++ b/exams/exam4.docx
@@ -224,14 +224,7 @@
             <w:rFonts w:ascii="Cambria Math" w:hAnsi="Cambria Math" w:cs="Times New Roman"/>
             <w:color w:val="000000" w:themeColor="text1"/>
           </w:rPr>
-          <m:t>=</m:t>
-        </m:r>
-        <m:r>
-          <w:rPr>
-            <w:rFonts w:ascii="Cambria Math" w:hAnsi="Cambria Math" w:cs="Times New Roman"/>
-            <w:color w:val="000000" w:themeColor="text1"/>
-          </w:rPr>
-          <m:t>5</m:t>
+          <m:t>=5</m:t>
         </m:r>
         <m:sSup>
           <m:sSupPr>
@@ -267,14 +260,7 @@
             <w:rFonts w:ascii="Cambria Math" w:hAnsi="Cambria Math" w:cs="Times New Roman"/>
             <w:color w:val="000000" w:themeColor="text1"/>
           </w:rPr>
-          <m:t>-</m:t>
-        </m:r>
-        <m:r>
-          <w:rPr>
-            <w:rFonts w:ascii="Cambria Math" w:hAnsi="Cambria Math" w:cs="Times New Roman"/>
-            <w:color w:val="000000" w:themeColor="text1"/>
-          </w:rPr>
-          <m:t>7</m:t>
+          <m:t>-7</m:t>
         </m:r>
         <m:sSup>
           <m:sSupPr>
@@ -310,21 +296,7 @@
             <w:rFonts w:ascii="Cambria Math" w:hAnsi="Cambria Math" w:cs="Times New Roman"/>
             <w:color w:val="000000" w:themeColor="text1"/>
           </w:rPr>
-          <m:t>+9</m:t>
-        </m:r>
-        <m:r>
-          <w:rPr>
-            <w:rFonts w:ascii="Cambria Math" w:hAnsi="Cambria Math" w:cs="Times New Roman"/>
-            <w:color w:val="000000" w:themeColor="text1"/>
-          </w:rPr>
-          <m:t>x+2026</m:t>
-        </m:r>
-        <m:r>
-          <w:rPr>
-            <w:rFonts w:ascii="Cambria Math" w:hAnsi="Cambria Math" w:cs="Times New Roman"/>
-            <w:color w:val="000000" w:themeColor="text1"/>
-          </w:rPr>
-          <m:t xml:space="preserve"> </m:t>
+          <m:t xml:space="preserve">+9x+2026 </m:t>
         </m:r>
       </m:oMath>
       <w:r>
@@ -582,28 +554,7 @@
             <w:rFonts w:ascii="Cambria Math" w:hAnsi="Cambria Math" w:cs="Times New Roman"/>
             <w:color w:val="000000" w:themeColor="text1"/>
           </w:rPr>
-          <m:t>+</m:t>
-        </m:r>
-        <m:r>
-          <w:rPr>
-            <w:rFonts w:ascii="Cambria Math" w:hAnsi="Cambria Math" w:cs="Times New Roman"/>
-            <w:color w:val="000000" w:themeColor="text1"/>
-          </w:rPr>
-          <m:t>6</m:t>
-        </m:r>
-        <m:r>
-          <w:rPr>
-            <w:rFonts w:ascii="Cambria Math" w:hAnsi="Cambria Math" w:cs="Times New Roman"/>
-            <w:color w:val="000000" w:themeColor="text1"/>
-          </w:rPr>
-          <m:t>x+</m:t>
-        </m:r>
-        <m:r>
-          <w:rPr>
-            <w:rFonts w:ascii="Cambria Math" w:hAnsi="Cambria Math" w:cs="Times New Roman"/>
-            <w:color w:val="000000" w:themeColor="text1"/>
-          </w:rPr>
-          <m:t>7</m:t>
+          <m:t>+6x+7</m:t>
         </m:r>
       </m:oMath>
       <w:r>
@@ -712,21 +663,7 @@
                 <w:rFonts w:ascii="Cambria Math" w:hAnsi="Cambria Math" w:cs="Times New Roman"/>
                 <w:color w:val="000000" w:themeColor="text1"/>
               </w:rPr>
-              <m:t>x</m:t>
-            </m:r>
-            <m:r>
-              <w:rPr>
-                <w:rFonts w:ascii="Cambria Math" w:hAnsi="Cambria Math" w:cs="Times New Roman"/>
-                <w:color w:val="000000" w:themeColor="text1"/>
-              </w:rPr>
-              <m:t>+</m:t>
-            </m:r>
-            <m:r>
-              <w:rPr>
-                <w:rFonts w:ascii="Cambria Math" w:hAnsi="Cambria Math" w:cs="Times New Roman"/>
-                <w:color w:val="000000" w:themeColor="text1"/>
-              </w:rPr>
-              <m:t>2026</m:t>
+              <m:t>x+2026</m:t>
             </m:r>
           </m:num>
           <m:den>
@@ -735,21 +672,7 @@
                 <w:rFonts w:ascii="Cambria Math" w:hAnsi="Cambria Math" w:cs="Times New Roman"/>
                 <w:color w:val="000000" w:themeColor="text1"/>
               </w:rPr>
-              <m:t>x</m:t>
-            </m:r>
-            <m:r>
-              <w:rPr>
-                <w:rFonts w:ascii="Cambria Math" w:hAnsi="Cambria Math" w:cs="Times New Roman"/>
-                <w:color w:val="000000" w:themeColor="text1"/>
-              </w:rPr>
-              <m:t>-</m:t>
-            </m:r>
-            <m:r>
-              <w:rPr>
-                <w:rFonts w:ascii="Cambria Math" w:hAnsi="Cambria Math" w:cs="Times New Roman"/>
-                <w:color w:val="000000" w:themeColor="text1"/>
-              </w:rPr>
-              <m:t>2026</m:t>
+              <m:t>x-2026</m:t>
             </m:r>
           </m:den>
         </m:f>
@@ -928,21 +851,7 @@
             <w:rFonts w:ascii="Cambria Math" w:hAnsi="Cambria Math" w:cs="Times New Roman"/>
             <w:color w:val="000000" w:themeColor="text1"/>
           </w:rPr>
-          <m:t>+</m:t>
-        </m:r>
-        <m:r>
-          <w:rPr>
-            <w:rFonts w:ascii="Cambria Math" w:hAnsi="Cambria Math" w:cs="Times New Roman"/>
-            <w:color w:val="000000" w:themeColor="text1"/>
-          </w:rPr>
-          <m:t>2</m:t>
-        </m:r>
-        <m:r>
-          <w:rPr>
-            <w:rFonts w:ascii="Cambria Math" w:hAnsi="Cambria Math" w:cs="Times New Roman"/>
-            <w:color w:val="000000" w:themeColor="text1"/>
-          </w:rPr>
-          <m:t>)</m:t>
+          <m:t>+2)</m:t>
         </m:r>
       </m:oMath>
       <w:r>
@@ -1123,35 +1032,7 @@
               <w:rFonts w:ascii="Cambria Math" w:hAnsi="Cambria Math" w:cs="Times New Roman"/>
               <w:color w:val="000000" w:themeColor="text1"/>
             </w:rPr>
-            <m:t>=</m:t>
-          </m:r>
-          <m:r>
-            <w:rPr>
-              <w:rFonts w:ascii="Cambria Math" w:hAnsi="Cambria Math" w:cs="Times New Roman"/>
-              <w:color w:val="000000" w:themeColor="text1"/>
-            </w:rPr>
-            <m:t>25</m:t>
-          </m:r>
-          <m:r>
-            <w:rPr>
-              <w:rFonts w:ascii="Cambria Math" w:hAnsi="Cambria Math" w:cs="Times New Roman"/>
-              <w:color w:val="000000" w:themeColor="text1"/>
-            </w:rPr>
-            <m:t>,00+</m:t>
-          </m:r>
-          <m:r>
-            <w:rPr>
-              <w:rFonts w:ascii="Cambria Math" w:hAnsi="Cambria Math" w:cs="Times New Roman"/>
-              <w:color w:val="000000" w:themeColor="text1"/>
-            </w:rPr>
-            <m:t>1</m:t>
-          </m:r>
-          <m:r>
-            <w:rPr>
-              <w:rFonts w:ascii="Cambria Math" w:hAnsi="Cambria Math" w:cs="Times New Roman"/>
-              <w:color w:val="000000" w:themeColor="text1"/>
-            </w:rPr>
-            <m:t>0x+</m:t>
+            <m:t>=2500+10x+</m:t>
           </m:r>
           <m:sSup>
             <m:sSupPr>
@@ -1702,35 +1583,7 @@
               <w:rFonts w:ascii="Cambria Math" w:hAnsi="Cambria Math" w:cs="Times New Roman"/>
               <w:color w:val="000000" w:themeColor="text1"/>
             </w:rPr>
-            <m:t>+1</m:t>
-          </m:r>
-          <m:r>
-            <w:rPr>
-              <w:rFonts w:ascii="Cambria Math" w:hAnsi="Cambria Math" w:cs="Times New Roman"/>
-              <w:color w:val="000000" w:themeColor="text1"/>
-            </w:rPr>
-            <m:t>5</m:t>
-          </m:r>
-          <m:r>
-            <w:rPr>
-              <w:rFonts w:ascii="Cambria Math" w:hAnsi="Cambria Math" w:cs="Times New Roman"/>
-              <w:color w:val="000000" w:themeColor="text1"/>
-            </w:rPr>
-            <m:t>x+</m:t>
-          </m:r>
-          <m:r>
-            <w:rPr>
-              <w:rFonts w:ascii="Cambria Math" w:hAnsi="Cambria Math" w:cs="Times New Roman"/>
-              <w:color w:val="000000" w:themeColor="text1"/>
-            </w:rPr>
-            <m:t>18</m:t>
-          </m:r>
-          <m:r>
-            <w:rPr>
-              <w:rFonts w:ascii="Cambria Math" w:hAnsi="Cambria Math" w:cs="Times New Roman"/>
-              <w:color w:val="000000" w:themeColor="text1"/>
-            </w:rPr>
-            <m:t>00</m:t>
+            <m:t>+15x+1800</m:t>
           </m:r>
         </m:oMath>
       </m:oMathPara>
@@ -2165,21 +2018,7 @@
               <w:rFonts w:ascii="Cambria Math" w:hAnsi="Cambria Math" w:cs="Times New Roman"/>
               <w:color w:val="000000" w:themeColor="text1"/>
             </w:rPr>
-            <m:t>p=</m:t>
-          </m:r>
-          <m:r>
-            <w:rPr>
-              <w:rFonts w:ascii="Cambria Math" w:hAnsi="Cambria Math" w:cs="Times New Roman"/>
-              <w:color w:val="000000" w:themeColor="text1"/>
-            </w:rPr>
-            <m:t>80</m:t>
-          </m:r>
-          <m:r>
-            <w:rPr>
-              <w:rFonts w:ascii="Cambria Math" w:hAnsi="Cambria Math" w:cs="Times New Roman"/>
-              <w:color w:val="000000" w:themeColor="text1"/>
-            </w:rPr>
-            <m:t>-x</m:t>
+            <m:t>p=80-x</m:t>
           </m:r>
         </m:oMath>
       </m:oMathPara>
@@ -2293,28 +2132,7 @@
               <w:rFonts w:ascii="Cambria Math" w:hAnsi="Cambria Math" w:cs="Times New Roman"/>
               <w:color w:val="000000" w:themeColor="text1"/>
             </w:rPr>
-            <m:t>+</m:t>
-          </m:r>
-          <m:r>
-            <w:rPr>
-              <w:rFonts w:ascii="Cambria Math" w:hAnsi="Cambria Math" w:cs="Times New Roman"/>
-              <w:color w:val="000000" w:themeColor="text1"/>
-            </w:rPr>
-            <m:t>20</m:t>
-          </m:r>
-          <m:r>
-            <w:rPr>
-              <w:rFonts w:ascii="Cambria Math" w:hAnsi="Cambria Math" w:cs="Times New Roman"/>
-              <w:color w:val="000000" w:themeColor="text1"/>
-            </w:rPr>
-            <m:t>x+</m:t>
-          </m:r>
-          <m:r>
-            <w:rPr>
-              <w:rFonts w:ascii="Cambria Math" w:hAnsi="Cambria Math" w:cs="Times New Roman"/>
-              <w:color w:val="000000" w:themeColor="text1"/>
-            </w:rPr>
-            <m:t>150</m:t>
+            <m:t>+20x+150</m:t>
           </m:r>
         </m:oMath>
       </m:oMathPara>
